--- a/fundamentação-ado1.docx
+++ b/fundamentação-ado1.docx
@@ -513,16 +513,51 @@
         <w:rPr>
           <w:rtl w:val="0"/>
         </w:rPr>
-      </w:r>
-    </w:p>
-    <w:p>
-      <w:pPr>
-        <w:rPr/>
-      </w:pPr>
-      <w:r>
-        <w:rPr>
-          <w:rtl w:val="0"/>
-        </w:rPr>
+        <w:t xml:space="preserve">Fontes:</w:t>
+      </w:r>
+    </w:p>
+    <w:p>
+      <w:pPr>
+        <w:rPr/>
+      </w:pPr>
+      <w:r>
+        <w:rPr>
+          <w:rtl w:val="0"/>
+        </w:rPr>
+        <w:t xml:space="preserve">FIELDING, R.; NOTTINGHAM, M.; RESCHKE, J. (ed.). RFC 9110: HTTP Semantics. IETF, 2022. Disponível em: https://www.rfc-editor.org/rfc/rfc9110. Acesso em: 15 out. 2026.</w:t>
+      </w:r>
+    </w:p>
+    <w:p>
+      <w:pPr>
+        <w:rPr/>
+      </w:pPr>
+      <w:r>
+        <w:rPr>
+          <w:rtl w:val="0"/>
+        </w:rPr>
+        <w:t xml:space="preserve">MOZILLA. HTTP. MDN Web Docs. Disponível em: https://developer.mozilla.org/pt-BR/docs/Web/HTTP. Acesso em: 15 0ut 2026.</w:t>
+      </w:r>
+    </w:p>
+    <w:p>
+      <w:pPr>
+        <w:rPr/>
+      </w:pPr>
+      <w:r>
+        <w:rPr>
+          <w:rtl w:val="0"/>
+        </w:rPr>
+        <w:t xml:space="preserve"> Hypertext Transfer Protocol (HTTP) Status Code Registry,IANA 2025</w:t>
+      </w:r>
+    </w:p>
+    <w:p>
+      <w:pPr>
+        <w:rPr/>
+      </w:pPr>
+      <w:r>
+        <w:rPr>
+          <w:rtl w:val="0"/>
+        </w:rPr>
+        <w:t xml:space="preserve">https://www.iana.org/assignments/http-status-codes</w:t>
       </w:r>
     </w:p>
     <w:p>
